--- a/01-项目申报/电子签名/签名集合.docx
+++ b/01-项目申报/电子签名/签名集合.docx
@@ -5,6 +5,7 @@
     <w:p>
       <w:pPr>
         <w:rPr>
+          <w:rFonts w:hint="eastAsia"/>
           <w:noProof/>
         </w:rPr>
       </w:pPr>
@@ -59,6 +60,7 @@
     <w:p>
       <w:pPr>
         <w:rPr>
+          <w:rFonts w:hint="eastAsia"/>
           <w:noProof/>
         </w:rPr>
       </w:pPr>
@@ -113,6 +115,7 @@
     <w:p>
       <w:pPr>
         <w:rPr>
+          <w:rFonts w:hint="eastAsia"/>
           <w:noProof/>
         </w:rPr>
       </w:pPr>
@@ -167,6 +170,7 @@
     <w:p>
       <w:pPr>
         <w:rPr>
+          <w:rFonts w:hint="eastAsia"/>
           <w:noProof/>
         </w:rPr>
       </w:pPr>
@@ -275,7 +279,7 @@
     <w:p>
       <w:pPr>
         <w:rPr>
-          <w:rFonts w:hint="eastAsia"/>
+          <w:noProof/>
         </w:rPr>
       </w:pPr>
       <w:r>
@@ -327,6 +331,124 @@
                         <a14:shadowObscured xmlns:a14="http://schemas.microsoft.com/office/drawing/2010/main"/>
                       </a:ext>
                     </a:extLst>
+                  </pic:spPr>
+                </pic:pic>
+              </a:graphicData>
+            </a:graphic>
+          </wp:inline>
+        </w:drawing>
+      </w:r>
+    </w:p>
+    <w:p>
+      <w:pPr>
+        <w:rPr>
+          <w:noProof/>
+        </w:rPr>
+      </w:pPr>
+      <w:r>
+        <w:rPr>
+          <w:rFonts w:hint="eastAsia"/>
+          <w:noProof/>
+        </w:rPr>
+        <w:drawing>
+          <wp:inline distT="0" distB="0" distL="0" distR="0" wp14:anchorId="34DD7BDE" wp14:editId="6C81872B">
+            <wp:extent cx="1458000" cy="720000"/>
+            <wp:effectExtent l="0" t="0" r="0" b="4445"/>
+            <wp:docPr id="945768879" name="图片 2"/>
+            <wp:cNvGraphicFramePr>
+              <a:graphicFrameLocks xmlns:a="http://schemas.openxmlformats.org/drawingml/2006/main" noChangeAspect="1"/>
+            </wp:cNvGraphicFramePr>
+            <a:graphic xmlns:a="http://schemas.openxmlformats.org/drawingml/2006/main">
+              <a:graphicData uri="http://schemas.openxmlformats.org/drawingml/2006/picture">
+                <pic:pic xmlns:pic="http://schemas.openxmlformats.org/drawingml/2006/picture">
+                  <pic:nvPicPr>
+                    <pic:cNvPr id="945768879" name="图片 945768879"/>
+                    <pic:cNvPicPr/>
+                  </pic:nvPicPr>
+                  <pic:blipFill rotWithShape="1">
+                    <a:blip r:embed="rId13" cstate="print">
+                      <a:extLst>
+                        <a:ext uri="{28A0092B-C50C-407E-A947-70E740481C1C}">
+                          <a14:useLocalDpi xmlns:a14="http://schemas.microsoft.com/office/drawing/2010/main" val="0"/>
+                        </a:ext>
+                      </a:extLst>
+                    </a:blip>
+                    <a:srcRect l="27089" t="7566" r="23519" b="24344"/>
+                    <a:stretch>
+                      <a:fillRect/>
+                    </a:stretch>
+                  </pic:blipFill>
+                  <pic:spPr bwMode="auto">
+                    <a:xfrm>
+                      <a:off x="0" y="0"/>
+                      <a:ext cx="1458000" cy="720000"/>
+                    </a:xfrm>
+                    <a:prstGeom prst="rect">
+                      <a:avLst/>
+                    </a:prstGeom>
+                    <a:ln>
+                      <a:noFill/>
+                    </a:ln>
+                    <a:extLst>
+                      <a:ext uri="{53640926-AAD7-44D8-BBD7-CCE9431645EC}">
+                        <a14:shadowObscured xmlns:a14="http://schemas.microsoft.com/office/drawing/2010/main"/>
+                      </a:ext>
+                    </a:extLst>
+                  </pic:spPr>
+                </pic:pic>
+              </a:graphicData>
+            </a:graphic>
+          </wp:inline>
+        </w:drawing>
+      </w:r>
+    </w:p>
+    <w:p>
+      <w:pPr>
+        <w:rPr>
+          <w:rFonts w:hint="eastAsia"/>
+          <w:noProof/>
+        </w:rPr>
+      </w:pPr>
+      <w:r>
+        <w:rPr>
+          <w:rFonts w:hint="eastAsia"/>
+          <w:noProof/>
+        </w:rPr>
+        <w:drawing>
+          <wp:inline distT="0" distB="0" distL="0" distR="0" wp14:anchorId="773BB2C4" wp14:editId="3F098D61">
+            <wp:extent cx="1839600" cy="720000"/>
+            <wp:effectExtent l="0" t="0" r="0" b="4445"/>
+            <wp:docPr id="1625653548" name="图片 1"/>
+            <wp:cNvGraphicFramePr>
+              <a:graphicFrameLocks xmlns:a="http://schemas.openxmlformats.org/drawingml/2006/main" noChangeAspect="1"/>
+            </wp:cNvGraphicFramePr>
+            <a:graphic xmlns:a="http://schemas.openxmlformats.org/drawingml/2006/main">
+              <a:graphicData uri="http://schemas.openxmlformats.org/drawingml/2006/picture">
+                <pic:pic xmlns:pic="http://schemas.openxmlformats.org/drawingml/2006/picture">
+                  <pic:nvPicPr>
+                    <pic:cNvPr id="1625653548" name="图片 1625653548"/>
+                    <pic:cNvPicPr/>
+                  </pic:nvPicPr>
+                  <pic:blipFill>
+                    <a:blip r:embed="rId14" cstate="print">
+                      <a:extLst>
+                        <a:ext uri="{28A0092B-C50C-407E-A947-70E740481C1C}">
+                          <a14:useLocalDpi xmlns:a14="http://schemas.microsoft.com/office/drawing/2010/main" val="0"/>
+                        </a:ext>
+                      </a:extLst>
+                    </a:blip>
+                    <a:stretch>
+                      <a:fillRect/>
+                    </a:stretch>
+                  </pic:blipFill>
+                  <pic:spPr>
+                    <a:xfrm rot="10800000">
+                      <a:off x="0" y="0"/>
+                      <a:ext cx="1839600" cy="720000"/>
+                    </a:xfrm>
+                    <a:prstGeom prst="rect">
+                      <a:avLst/>
+                    </a:prstGeom>
                   </pic:spPr>
                 </pic:pic>
               </a:graphicData>
